--- a/backend/outputs/50694144/50694144_EVENTO_SCPM-03.docx
+++ b/backend/outputs/50694144/50694144_EVENTO_SCPM-03.docx
@@ -3973,7 +3973,7 @@
               <w:rPr>
                 <w:rFonts w:ascii="Arial" w:hAnsi="Arial" w:cs="Arial"/>
               </w:rPr>
-              <w:t xml:space="preserve">Santiago</w:t>
+              <w:t xml:space="preserve">Santiago Fuentes Lerma</w:t>
             </w:r>
             <w:r>
               <w:rPr>
@@ -8157,7 +8157,7 @@
               <w:rPr>
                 <w:rFonts w:ascii="Arial" w:hAnsi="Arial" w:cs="Arial"/>
               </w:rPr>
-              <w:t xml:space="preserve">Santiago</w:t>
+              <w:t xml:space="preserve">Santiago Fuentes Lerma</w:t>
             </w:r>
             <w:r>
               <w:rPr>
@@ -12781,7 +12781,7 @@
               <w:rPr>
                 <w:rFonts w:ascii="Arial" w:hAnsi="Arial" w:cs="Arial"/>
               </w:rPr>
-              <w:t xml:space="preserve">Santiago</w:t>
+              <w:t xml:space="preserve">Santiago Fuentes Lerma</w:t>
             </w:r>
             <w:r>
               <w:rPr>
@@ -17369,7 +17369,7 @@
               <w:rPr>
                 <w:rFonts w:ascii="Arial" w:hAnsi="Arial" w:cs="Arial"/>
               </w:rPr>
-              <w:t xml:space="preserve">Santiago</w:t>
+              <w:t xml:space="preserve">Santiago Fuentes Lerma</w:t>
             </w:r>
             <w:r>
               <w:rPr>
